--- a/Specifikacija projekta.docx
+++ b/Specifikacija projekta.docx
@@ -79,7 +79,6 @@
             <w:docPart w:val="DefaultPlaceholder_-1854013440"/>
           </w:placeholder>
         </w:sdtPr>
-        <w:sdtEndPr/>
         <w:sdtContent>
           <w:r>
             <w:rPr>
@@ -136,7 +135,6 @@
             <w:docPart w:val="9C88C730D5204631AA408D5788907320"/>
           </w:placeholder>
         </w:sdtPr>
-        <w:sdtEndPr/>
         <w:sdtContent>
           <w:r>
             <w:rPr>
@@ -185,7 +183,6 @@
             <w:docPart w:val="DefaultPlaceholder_-1854013440"/>
           </w:placeholder>
         </w:sdtPr>
-        <w:sdtEndPr/>
         <w:sdtContent>
           <w:hyperlink r:id="rId10" w:history="1">
             <w:r>
@@ -237,7 +234,6 @@
           <w:docPart w:val="365C6A0DD092448180C78960B2F1BD97"/>
         </w:placeholder>
       </w:sdtPr>
-      <w:sdtEndPr/>
       <w:sdtContent>
         <w:p>
           <w:pPr>
@@ -270,7 +266,6 @@
           <w:docPart w:val="DefaultPlaceholder_-1854013440"/>
         </w:placeholder>
       </w:sdtPr>
-      <w:sdtEndPr/>
       <w:sdtContent>
         <w:p>
           <w:pPr>
@@ -303,7 +298,6 @@
           <w:docPart w:val="ACD036B6CAE4452ABA1FACF39B64B057"/>
         </w:placeholder>
       </w:sdtPr>
-      <w:sdtEndPr/>
       <w:sdtContent>
         <w:p>
           <w:pPr>
@@ -328,6 +322,12 @@
             </w:rPr>
             <w:t>,</w:t>
           </w:r>
+          <w:r>
+            <w:rPr>
+              <w:lang w:val="en-US"/>
+            </w:rPr>
+            <w:t xml:space="preserve"> 20131</w:t>
+          </w:r>
         </w:p>
       </w:sdtContent>
     </w:sdt>
@@ -341,7 +341,6 @@
           <w:docPart w:val="7878D1352B1B4663BB3B67B0DAE4D67C"/>
         </w:placeholder>
       </w:sdtPr>
-      <w:sdtEndPr/>
       <w:sdtContent>
         <w:p>
           <w:pPr>
@@ -366,6 +365,12 @@
             </w:rPr>
             <w:t xml:space="preserve">, </w:t>
           </w:r>
+          <w:r>
+            <w:rPr>
+              <w:lang w:val="en-US"/>
+            </w:rPr>
+            <w:t>19892</w:t>
+          </w:r>
         </w:p>
       </w:sdtContent>
     </w:sdt>
@@ -408,7 +413,6 @@
           <w:docPart w:val="DefaultPlaceholder_-1854013440"/>
         </w:placeholder>
       </w:sdtPr>
-      <w:sdtEndPr/>
       <w:sdtContent>
         <w:p>
           <w:pPr>
@@ -446,255 +450,6 @@
           <w:lang w:val="en-US"/>
         </w:rPr>
         <w:t>Funkcionalnosti (poslovni procesi) sistema</w:t>
-      </w:r>
-    </w:p>
-    <w:p>
-      <w:pPr>
-        <w:rPr>
-          <w:lang w:val="en-US"/>
-        </w:rPr>
-      </w:pPr>
-    </w:p>
-    <w:p>
-      <w:pPr>
-        <w:rPr>
-          <w:i/>
-          <w:lang w:val="en-US"/>
-        </w:rPr>
-      </w:pPr>
-      <w:r>
-        <w:rPr>
-          <w:i/>
-          <w:lang w:val="en-US"/>
-        </w:rPr>
-        <w:t xml:space="preserve">Opisati </w:t>
-      </w:r>
-      <w:r>
-        <w:rPr>
-          <w:i/>
-          <w:lang w:val="en-US"/>
-        </w:rPr>
-        <w:t>6 do 8</w:t>
-      </w:r>
-      <w:r>
-        <w:rPr>
-          <w:i/>
-          <w:lang w:val="en-US"/>
-        </w:rPr>
-        <w:t xml:space="preserve"> najznačajnijih funkcionalnosti sistema</w:t>
-      </w:r>
-      <w:r>
-        <w:rPr>
-          <w:i/>
-          <w:lang w:val="en-US"/>
-        </w:rPr>
-        <w:t xml:space="preserve"> (u zavisn</w:t>
-      </w:r>
-      <w:r>
-        <w:rPr>
-          <w:i/>
-          <w:lang w:val="en-US"/>
-        </w:rPr>
-        <w:t>osti od broja članova u timu)</w:t>
-      </w:r>
-      <w:r>
-        <w:rPr>
-          <w:i/>
-          <w:lang w:val="en-US"/>
-        </w:rPr>
-        <w:t>. Funkcionalnosti sistema predstavljaju usluge koje sistem pruža korisnicima.</w:t>
-      </w:r>
-      <w:r>
-        <w:rPr>
-          <w:i/>
-          <w:lang w:val="en-US"/>
-        </w:rPr>
-        <w:t xml:space="preserve"> Sve funkcionalnosti pripadaju nekoj od različitih vrsta:</w:t>
-      </w:r>
-      <w:r>
-        <w:rPr>
-          <w:i/>
-          <w:lang w:val="en-US"/>
-        </w:rPr>
-        <w:t xml:space="preserve"> </w:t>
-      </w:r>
-    </w:p>
-    <w:p>
-      <w:pPr>
-        <w:pStyle w:val="ListParagraph"/>
-        <w:numPr>
-          <w:ilvl w:val="0"/>
-          <w:numId w:val="11"/>
-        </w:numPr>
-        <w:rPr>
-          <w:i/>
-          <w:lang w:val="en-US"/>
-        </w:rPr>
-      </w:pPr>
-      <w:r>
-        <w:rPr>
-          <w:i/>
-          <w:lang w:val="en-US"/>
-        </w:rPr>
-        <w:t>Usluga sistema -</w:t>
-      </w:r>
-      <w:r>
-        <w:rPr>
-          <w:i/>
-          <w:lang w:val="en-US"/>
-        </w:rPr>
-        <w:t xml:space="preserve"> u svrhu ostvarivanja</w:t>
-      </w:r>
-      <w:r>
-        <w:rPr>
-          <w:i/>
-          <w:lang w:val="en-US"/>
-        </w:rPr>
-        <w:t xml:space="preserve"> krajnje usluge sistema,</w:t>
-      </w:r>
-    </w:p>
-    <w:p>
-      <w:pPr>
-        <w:pStyle w:val="ListParagraph"/>
-        <w:numPr>
-          <w:ilvl w:val="0"/>
-          <w:numId w:val="11"/>
-        </w:numPr>
-        <w:rPr>
-          <w:i/>
-          <w:lang w:val="en-US"/>
-        </w:rPr>
-      </w:pPr>
-      <w:r>
-        <w:rPr>
-          <w:i/>
-          <w:lang w:val="en-US"/>
-        </w:rPr>
-        <w:t>P</w:t>
-      </w:r>
-      <w:r>
-        <w:rPr>
-          <w:i/>
-          <w:lang w:val="en-US"/>
-        </w:rPr>
-        <w:t>erzistencij</w:t>
-      </w:r>
-      <w:r>
-        <w:rPr>
-          <w:i/>
-          <w:lang w:val="en-US"/>
-        </w:rPr>
-        <w:t>a</w:t>
-      </w:r>
-      <w:r>
-        <w:rPr>
-          <w:i/>
-          <w:lang w:val="en-US"/>
-        </w:rPr>
-        <w:t xml:space="preserve"> podataka (CRUD operacije)</w:t>
-      </w:r>
-    </w:p>
-    <w:p>
-      <w:pPr>
-        <w:pStyle w:val="ListParagraph"/>
-        <w:numPr>
-          <w:ilvl w:val="0"/>
-          <w:numId w:val="11"/>
-        </w:numPr>
-        <w:rPr>
-          <w:i/>
-          <w:lang w:val="en-US"/>
-        </w:rPr>
-      </w:pPr>
-      <w:r>
-        <w:rPr>
-          <w:i/>
-          <w:lang w:val="en-US"/>
-        </w:rPr>
-        <w:t xml:space="preserve">Asinhrona operacija - </w:t>
-      </w:r>
-      <w:r>
-        <w:rPr>
-          <w:i/>
-          <w:lang w:val="en-US"/>
-        </w:rPr>
-        <w:t>operacije koje koriste principe asinhrone obrade zahtjeva</w:t>
-      </w:r>
-    </w:p>
-    <w:p>
-      <w:pPr>
-        <w:pStyle w:val="ListParagraph"/>
-        <w:numPr>
-          <w:ilvl w:val="0"/>
-          <w:numId w:val="11"/>
-        </w:numPr>
-        <w:rPr>
-          <w:i/>
-          <w:lang w:val="en-US"/>
-        </w:rPr>
-      </w:pPr>
-      <w:r>
-        <w:rPr>
-          <w:i/>
-          <w:lang w:val="en-US"/>
-        </w:rPr>
-        <w:t xml:space="preserve">Operacija sa specifičnim algoritmom obrade - </w:t>
-      </w:r>
-      <w:r>
-        <w:rPr>
-          <w:i/>
-          <w:lang w:val="en-US"/>
-        </w:rPr>
-        <w:t>operacije koje koriste specifične algoritme obrade podataka</w:t>
-      </w:r>
-      <w:r>
-        <w:rPr>
-          <w:i/>
-          <w:lang w:val="en-US"/>
-        </w:rPr>
-        <w:t>,</w:t>
-      </w:r>
-    </w:p>
-    <w:p>
-      <w:pPr>
-        <w:pStyle w:val="ListParagraph"/>
-        <w:numPr>
-          <w:ilvl w:val="0"/>
-          <w:numId w:val="11"/>
-        </w:numPr>
-        <w:rPr>
-          <w:i/>
-          <w:lang w:val="en-US"/>
-        </w:rPr>
-      </w:pPr>
-      <w:r>
-        <w:rPr>
-          <w:i/>
-          <w:lang w:val="en-US"/>
-        </w:rPr>
-        <w:t>Korištenje vanjskog uređaja -</w:t>
-      </w:r>
-      <w:r>
-        <w:rPr>
-          <w:i/>
-          <w:lang w:val="en-US"/>
-        </w:rPr>
-        <w:t xml:space="preserve"> operacije u kojima se vrši korištenje vanjskih uređaja. </w:t>
-      </w:r>
-    </w:p>
-    <w:p>
-      <w:pPr>
-        <w:rPr>
-          <w:i/>
-          <w:lang w:val="en-US"/>
-        </w:rPr>
-      </w:pPr>
-      <w:r>
-        <w:rPr>
-          <w:i/>
-          <w:lang w:val="en-US"/>
-        </w:rPr>
-        <w:t>Neophodno je navesti barem po jednu funkcionalnost svake od različitih vrsta.</w:t>
       </w:r>
     </w:p>
     <w:p>
@@ -738,7 +493,6 @@
             <w:docPart w:val="DefaultPlaceholder_-1854013440"/>
           </w:placeholder>
         </w:sdtPr>
-        <w:sdtEndPr/>
         <w:sdtContent>
           <w:r>
             <w:t>Prijava ispita putem sistema</w:t>
@@ -792,7 +546,6 @@
             <w:listItem w:displayText="Usluga sistema" w:value="Usluga sistema"/>
           </w:dropDownList>
         </w:sdtPr>
-        <w:sdtEndPr/>
         <w:sdtContent>
           <w:r>
             <w:rPr>
@@ -867,7 +620,6 @@
             <w:docPart w:val="DefaultPlaceholder_-1854013440"/>
           </w:placeholder>
         </w:sdtPr>
-        <w:sdtEndPr/>
         <w:sdtContent>
           <w:r>
             <w:rPr>
@@ -919,7 +671,6 @@
             <w:docPart w:val="6E0B6B74861B43E38D1C6F2408DE184E"/>
           </w:placeholder>
         </w:sdtPr>
-        <w:sdtEndPr/>
         <w:sdtContent>
           <w:r>
             <w:rPr>
@@ -976,7 +727,6 @@
             <w:listItem w:displayText="Usluga sistema" w:value="Usluga sistema"/>
           </w:dropDownList>
         </w:sdtPr>
-        <w:sdtEndPr/>
         <w:sdtContent>
           <w:r>
             <w:rPr>
@@ -1040,7 +790,6 @@
             <w:docPart w:val="6E0B6B74861B43E38D1C6F2408DE184E"/>
           </w:placeholder>
         </w:sdtPr>
-        <w:sdtEndPr/>
         <w:sdtContent>
           <w:r>
             <w:t>Student odabire predmet i funkciju "Pošalji zadaću". Sistem mu omogućava upload fajla ili unos teksta. Profesor kasnije ocjenjuje zadaću, a ocjena se unosi u bazu. Student može pregledati ocjenu i status zadaće u svom interfejsu.</w:t>
@@ -1089,7 +838,6 @@
             <w:docPart w:val="ABB723B1E48B4C42964D2C4640102F96"/>
           </w:placeholder>
         </w:sdtPr>
-        <w:sdtEndPr/>
         <w:sdtContent>
           <w:r>
             <w:rPr>
@@ -1152,7 +900,6 @@
             <w:listItem w:displayText="Usluga sistema" w:value="Usluga sistema"/>
           </w:dropDownList>
         </w:sdtPr>
-        <w:sdtEndPr/>
         <w:sdtContent>
           <w:r>
             <w:rPr>
@@ -1222,7 +969,6 @@
             <w:docPart w:val="ABB723B1E48B4C42964D2C4640102F96"/>
           </w:placeholder>
         </w:sdtPr>
-        <w:sdtEndPr/>
         <w:sdtContent>
           <w:r>
             <w:rPr>
@@ -1274,7 +1020,6 @@
             <w:docPart w:val="B2C933FF3D2D444A9796E44B6863F42E"/>
           </w:placeholder>
         </w:sdtPr>
-        <w:sdtEndPr/>
         <w:sdtContent>
           <w:r>
             <w:rPr>
@@ -1331,7 +1076,6 @@
             <w:listItem w:displayText="Usluga sistema" w:value="Usluga sistema"/>
           </w:dropDownList>
         </w:sdtPr>
-        <w:sdtEndPr/>
         <w:sdtContent>
           <w:r>
             <w:rPr>
@@ -1394,7 +1138,6 @@
           <w:docPart w:val="B2C933FF3D2D444A9796E44B6863F42E"/>
         </w:placeholder>
       </w:sdtPr>
-      <w:sdtEndPr/>
       <w:sdtContent>
         <w:p>
           <w:pPr>
@@ -1452,7 +1195,6 @@
             <w:docPart w:val="E56E68EDB3414E4FA2DBF8183205C7FC"/>
           </w:placeholder>
         </w:sdtPr>
-        <w:sdtEndPr/>
         <w:sdtContent>
           <w:r>
             <w:rPr>
@@ -1501,7 +1243,6 @@
             <w:listItem w:displayText="Usluga sistema" w:value="Usluga sistema"/>
           </w:dropDownList>
         </w:sdtPr>
-        <w:sdtEndPr/>
         <w:sdtContent>
           <w:r>
             <w:rPr>
@@ -1570,7 +1311,6 @@
             <w:docPart w:val="E56E68EDB3414E4FA2DBF8183205C7FC"/>
           </w:placeholder>
         </w:sdtPr>
-        <w:sdtEndPr/>
         <w:sdtContent>
           <w:r>
             <w:rPr>
@@ -1628,7 +1368,6 @@
           <w:b/>
           <w:lang w:val="en-US"/>
         </w:rPr>
-        <w:lastRenderedPageBreak/>
         <w:t>Naziv funkcionalnosti:</w:t>
       </w:r>
       <w:r>
@@ -1647,7 +1386,6 @@
             <w:docPart w:val="6E7724F72DAA46FD978E846722B8B784"/>
           </w:placeholder>
         </w:sdtPr>
-        <w:sdtEndPr/>
         <w:sdtContent>
           <w:r>
             <w:rPr>
@@ -1710,7 +1448,6 @@
             <w:listItem w:displayText="Usluga sistema" w:value="Usluga sistema"/>
           </w:dropDownList>
         </w:sdtPr>
-        <w:sdtEndPr/>
         <w:sdtContent>
           <w:r>
             <w:rPr>
@@ -1786,7 +1523,6 @@
             <w:docPart w:val="6E7724F72DAA46FD978E846722B8B784"/>
           </w:placeholder>
         </w:sdtPr>
-        <w:sdtEndPr/>
         <w:sdtContent>
           <w:r>
             <w:rPr>
@@ -1856,7 +1592,6 @@
             <w:docPart w:val="EB8E31CA057243C1A783C68FC87DFF9B"/>
           </w:placeholder>
         </w:sdtPr>
-        <w:sdtEndPr/>
         <w:sdtContent>
           <w:r>
             <w:rPr>
@@ -1931,7 +1666,6 @@
             <w:listItem w:displayText="Usluga sistema" w:value="Usluga sistema"/>
           </w:dropDownList>
         </w:sdtPr>
-        <w:sdtEndPr/>
         <w:sdtContent>
           <w:r>
             <w:rPr>
@@ -2000,7 +1734,6 @@
             <w:docPart w:val="EB8E31CA057243C1A783C68FC87DFF9B"/>
           </w:placeholder>
         </w:sdtPr>
-        <w:sdtEndPr/>
         <w:sdtContent>
           <w:r>
             <w:rPr>
@@ -2088,7 +1821,6 @@
             <w:docPart w:val="23E92376F83D4558804440982CFD167E"/>
           </w:placeholder>
         </w:sdtPr>
-        <w:sdtEndPr/>
         <w:sdtContent>
           <w:r>
             <w:rPr>
@@ -2175,7 +1907,6 @@
             <w:listItem w:displayText="Usluga sistema" w:value="Usluga sistema"/>
           </w:dropDownList>
         </w:sdtPr>
-        <w:sdtEndPr/>
         <w:sdtContent>
           <w:r>
             <w:rPr>
@@ -2243,7 +1974,6 @@
             <w:docPart w:val="23E92376F83D4558804440982CFD167E"/>
           </w:placeholder>
         </w:sdtPr>
-        <w:sdtEndPr/>
         <w:sdtContent>
           <w:r>
             <w:rPr>
@@ -2363,7 +2093,6 @@
             <w:docPart w:val="DefaultPlaceholder_-1854013440"/>
           </w:placeholder>
         </w:sdtPr>
-        <w:sdtEndPr/>
         <w:sdtContent>
           <w:r>
             <w:rPr>
@@ -2419,7 +2148,6 @@
             <w:listItem w:displayText="Administrator" w:value="Administrator"/>
           </w:dropDownList>
         </w:sdtPr>
-        <w:sdtEndPr/>
         <w:sdtContent>
           <w:r>
             <w:rPr>
@@ -2543,7 +2271,6 @@
                 <w:docPart w:val="8B182295EA714809A856A327A1EE5FD0"/>
               </w:placeholder>
             </w:sdtPr>
-            <w:sdtEndPr/>
             <w:sdtContent>
               <w:p>
                 <w:pPr>
@@ -2586,7 +2313,6 @@
               <w:listItem w:displayText="Mogućnost uređivanja" w:value="Mogućnost uređivanja"/>
             </w:dropDownList>
           </w:sdtPr>
-          <w:sdtEndPr/>
           <w:sdtContent>
             <w:tc>
               <w:tcPr>
@@ -2631,7 +2357,6 @@
                 <w:docPart w:val="6BC6CEAE8D254C14AEF1DBCDD9262A50"/>
               </w:placeholder>
             </w:sdtPr>
-            <w:sdtEndPr/>
             <w:sdtContent>
               <w:p>
                 <w:pPr>
@@ -2674,7 +2399,6 @@
               <w:listItem w:displayText="Mogućnost uređivanja" w:value="Mogućnost uređivanja"/>
             </w:dropDownList>
           </w:sdtPr>
-          <w:sdtEndPr/>
           <w:sdtContent>
             <w:tc>
               <w:tcPr>
@@ -2719,7 +2443,6 @@
                 <w:docPart w:val="2AFA83BBDAAF4AA28A880C0C4961B175"/>
               </w:placeholder>
             </w:sdtPr>
-            <w:sdtEndPr/>
             <w:sdtContent>
               <w:p>
                 <w:pPr>
@@ -2762,7 +2485,6 @@
               <w:listItem w:displayText="Mogućnost uređivanja" w:value="Mogućnost uređivanja"/>
             </w:dropDownList>
           </w:sdtPr>
-          <w:sdtEndPr/>
           <w:sdtContent>
             <w:tc>
               <w:tcPr>
@@ -2826,7 +2548,6 @@
             <w:docPart w:val="EC4963792A2646C4AB54E0E733866A4E"/>
           </w:placeholder>
         </w:sdtPr>
-        <w:sdtEndPr/>
         <w:sdtContent>
           <w:r>
             <w:rPr>
@@ -2882,7 +2603,6 @@
             <w:listItem w:displayText="Administrator" w:value="Administrator"/>
           </w:dropDownList>
         </w:sdtPr>
-        <w:sdtEndPr/>
         <w:sdtContent>
           <w:r>
             <w:rPr>
@@ -3006,7 +2726,6 @@
                 <w:docPart w:val="C0BEE5184EEB4BB5B1FF94AE89CA7B6E"/>
               </w:placeholder>
             </w:sdtPr>
-            <w:sdtEndPr/>
             <w:sdtContent>
               <w:p>
                 <w:pPr>
@@ -3049,7 +2768,6 @@
               <w:listItem w:displayText="Mogućnost uređivanja" w:value="Mogućnost uređivanja"/>
             </w:dropDownList>
           </w:sdtPr>
-          <w:sdtEndPr/>
           <w:sdtContent>
             <w:tc>
               <w:tcPr>
@@ -3094,7 +2812,6 @@
                 <w:docPart w:val="7D3466FD1FA94235B51457305A82F7A5"/>
               </w:placeholder>
             </w:sdtPr>
-            <w:sdtEndPr/>
             <w:sdtContent>
               <w:p>
                 <w:pPr>
@@ -3137,7 +2854,6 @@
               <w:listItem w:displayText="Mogućnost uređivanja" w:value="Mogućnost uređivanja"/>
             </w:dropDownList>
           </w:sdtPr>
-          <w:sdtEndPr/>
           <w:sdtContent>
             <w:tc>
               <w:tcPr>
@@ -3182,7 +2898,6 @@
                 <w:docPart w:val="088CEE9227A24D438C64429C0DB34F31"/>
               </w:placeholder>
             </w:sdtPr>
-            <w:sdtEndPr/>
             <w:sdtContent>
               <w:p>
                 <w:pPr>
@@ -3260,7 +2975,6 @@
               <w:listItem w:displayText="Mogućnost uređivanja" w:value="Mogućnost uređivanja"/>
             </w:dropDownList>
           </w:sdtPr>
-          <w:sdtEndPr/>
           <w:sdtContent>
             <w:tc>
               <w:tcPr>
@@ -3324,7 +3038,6 @@
             <w:docPart w:val="43A3621F8D6C4D83B8798A9F3418C48E"/>
           </w:placeholder>
         </w:sdtPr>
-        <w:sdtEndPr/>
         <w:sdtContent>
           <w:r>
             <w:rPr>
@@ -3380,7 +3093,6 @@
             <w:listItem w:displayText="Administrator" w:value="Administrator"/>
           </w:dropDownList>
         </w:sdtPr>
-        <w:sdtEndPr/>
         <w:sdtContent>
           <w:r>
             <w:rPr>
@@ -3505,7 +3217,6 @@
                 <w:docPart w:val="1A3C5F832A1549DFA1201154E59AB2AE"/>
               </w:placeholder>
             </w:sdtPr>
-            <w:sdtEndPr/>
             <w:sdtContent>
               <w:p>
                 <w:pPr>
@@ -3548,7 +3259,6 @@
               <w:listItem w:displayText="Mogućnost uređivanja" w:value="Mogućnost uređivanja"/>
             </w:dropDownList>
           </w:sdtPr>
-          <w:sdtEndPr/>
           <w:sdtContent>
             <w:tc>
               <w:tcPr>
@@ -3593,7 +3303,6 @@
                 <w:docPart w:val="8BB7265883ED49F0A76C3F5BE12A8602"/>
               </w:placeholder>
             </w:sdtPr>
-            <w:sdtEndPr/>
             <w:sdtContent>
               <w:p>
                 <w:pPr>
@@ -3639,7 +3348,6 @@
               <w:listItem w:displayText="Mogućnost uređivanja" w:value="Mogućnost uređivanja"/>
             </w:dropDownList>
           </w:sdtPr>
-          <w:sdtEndPr/>
           <w:sdtContent>
             <w:tc>
               <w:tcPr>
@@ -3684,7 +3392,6 @@
                 <w:docPart w:val="00B5275163D44AF394077F9E4C4EBFE4"/>
               </w:placeholder>
             </w:sdtPr>
-            <w:sdtEndPr/>
             <w:sdtContent>
               <w:p>
                 <w:pPr>
@@ -3727,7 +3434,6 @@
               <w:listItem w:displayText="Mogućnost uređivanja" w:value="Mogućnost uređivanja"/>
             </w:dropDownList>
           </w:sdtPr>
-          <w:sdtEndPr/>
           <w:sdtContent>
             <w:tc>
               <w:tcPr>
@@ -3790,7 +3496,6 @@
             <w:docPart w:val="3010F5FD69D44F96ACBADCDBD9F26AFE"/>
           </w:placeholder>
         </w:sdtPr>
-        <w:sdtEndPr/>
         <w:sdtContent>
           <w:r>
             <w:rPr>
@@ -3845,7 +3550,6 @@
             <w:listItem w:displayText="Administrator" w:value="Administrator"/>
           </w:dropDownList>
         </w:sdtPr>
-        <w:sdtEndPr/>
         <w:sdtContent>
           <w:r>
             <w:rPr>
@@ -3970,7 +3674,6 @@
                 <w:docPart w:val="C08790F021A546D09C9AD606D2D84348"/>
               </w:placeholder>
             </w:sdtPr>
-            <w:sdtEndPr/>
             <w:sdtContent>
               <w:p>
                 <w:pPr>
@@ -4013,7 +3716,6 @@
               <w:listItem w:displayText="Mogućnost uređivanja" w:value="Mogućnost uređivanja"/>
             </w:dropDownList>
           </w:sdtPr>
-          <w:sdtEndPr/>
           <w:sdtContent>
             <w:tc>
               <w:tcPr>
@@ -4058,7 +3760,6 @@
                 <w:docPart w:val="EA4B47432DF2487C88E75EAA328D0C29"/>
               </w:placeholder>
             </w:sdtPr>
-            <w:sdtEndPr/>
             <w:sdtContent>
               <w:p>
                 <w:pPr>
@@ -4101,7 +3802,6 @@
               <w:listItem w:displayText="Mogućnost uređivanja" w:value="Mogućnost uređivanja"/>
             </w:dropDownList>
           </w:sdtPr>
-          <w:sdtEndPr/>
           <w:sdtContent>
             <w:tc>
               <w:tcPr>
@@ -4146,7 +3846,6 @@
                 <w:docPart w:val="70D23E64E5834625A570E5EE9F15792F"/>
               </w:placeholder>
             </w:sdtPr>
-            <w:sdtEndPr/>
             <w:sdtContent>
               <w:p>
                 <w:pPr>
@@ -4189,7 +3888,6 @@
               <w:listItem w:displayText="Mogućnost uređivanja" w:value="Mogućnost uređivanja"/>
             </w:dropDownList>
           </w:sdtPr>
-          <w:sdtEndPr/>
           <w:sdtContent>
             <w:tc>
               <w:tcPr>
@@ -7803,6 +7501,7 @@
     <w:rsid w:val="00435ED7"/>
     <w:rsid w:val="00457872"/>
     <w:rsid w:val="0047577A"/>
+    <w:rsid w:val="004C6F2A"/>
     <w:rsid w:val="00511263"/>
     <w:rsid w:val="005726B4"/>
     <w:rsid w:val="005821FC"/>
@@ -7812,6 +7511,7 @@
     <w:rsid w:val="006B4DA1"/>
     <w:rsid w:val="00977698"/>
     <w:rsid w:val="00A36660"/>
+    <w:rsid w:val="00A774CF"/>
     <w:rsid w:val="00B0334D"/>
     <w:rsid w:val="00CC33B6"/>
     <w:rsid w:val="00D5667C"/>
@@ -9001,23 +8701,6 @@
 </file>
 
 <file path=customXml/item1.xml><?xml version="1.0" encoding="utf-8"?>
-<p:properties xmlns:p="http://schemas.microsoft.com/office/2006/metadata/properties" xmlns:xsi="http://www.w3.org/2001/XMLSchema-instance" xmlns:pc="http://schemas.microsoft.com/office/infopath/2007/PartnerControls">
-  <documentManagement>
-    <_activity xmlns="f5b86b48-1049-44e5-abc2-96ea721774a5" xsi:nil="true"/>
-  </documentManagement>
-</p:properties>
-</file>
-
-<file path=customXml/item2.xml><?xml version="1.0" encoding="utf-8"?>
-<?mso-contentType ?>
-<FormTemplates xmlns="http://schemas.microsoft.com/sharepoint/v3/contenttype/forms">
-  <Display>DocumentLibraryForm</Display>
-  <Edit>DocumentLibraryForm</Edit>
-  <New>DocumentLibraryForm</New>
-</FormTemplates>
-</file>
-
-<file path=customXml/item3.xml><?xml version="1.0" encoding="utf-8"?>
 <ct:contentTypeSchema xmlns:ct="http://schemas.microsoft.com/office/2006/metadata/contentType" xmlns:ma="http://schemas.microsoft.com/office/2006/metadata/properties/metaAttributes" ct:_="" ma:_="" ma:contentTypeName="Document" ma:contentTypeID="0x010100DEA527E00D9A9345A17AFBADEBECBAC6" ma:contentTypeVersion="6" ma:contentTypeDescription="Create a new document." ma:contentTypeScope="" ma:versionID="9c3220b80f6c407f441fe99233e50008">
   <xsd:schema xmlns:xsd="http://www.w3.org/2001/XMLSchema" xmlns:xs="http://www.w3.org/2001/XMLSchema" xmlns:p="http://schemas.microsoft.com/office/2006/metadata/properties" xmlns:ns3="f5b86b48-1049-44e5-abc2-96ea721774a5" targetNamespace="http://schemas.microsoft.com/office/2006/metadata/properties" ma:root="true" ma:fieldsID="5fa3bd42a7f4daced7a69d8eaffadd52" ns3:_="">
     <xsd:import namespace="f5b86b48-1049-44e5-abc2-96ea721774a5"/>
@@ -9173,25 +8856,24 @@
 </ct:contentTypeSchema>
 </file>
 
-<file path=customXml/itemProps1.xml><?xml version="1.0" encoding="utf-8"?>
-<ds:datastoreItem xmlns:ds="http://schemas.openxmlformats.org/officeDocument/2006/customXml" ds:itemID="{41F64762-5482-474E-93C5-149FE7532ADD}">
-  <ds:schemaRefs>
-    <ds:schemaRef ds:uri="http://schemas.microsoft.com/office/2006/metadata/properties"/>
-    <ds:schemaRef ds:uri="http://schemas.microsoft.com/office/infopath/2007/PartnerControls"/>
-    <ds:schemaRef ds:uri="f5b86b48-1049-44e5-abc2-96ea721774a5"/>
-  </ds:schemaRefs>
-</ds:datastoreItem>
+<file path=customXml/item2.xml><?xml version="1.0" encoding="utf-8"?>
+<?mso-contentType ?>
+<FormTemplates xmlns="http://schemas.microsoft.com/sharepoint/v3/contenttype/forms">
+  <Display>DocumentLibraryForm</Display>
+  <Edit>DocumentLibraryForm</Edit>
+  <New>DocumentLibraryForm</New>
+</FormTemplates>
 </file>
 
-<file path=customXml/itemProps2.xml><?xml version="1.0" encoding="utf-8"?>
-<ds:datastoreItem xmlns:ds="http://schemas.openxmlformats.org/officeDocument/2006/customXml" ds:itemID="{F10168FA-54B8-4896-8131-8716EB8BD3FB}">
-  <ds:schemaRefs>
-    <ds:schemaRef ds:uri="http://schemas.microsoft.com/sharepoint/v3/contenttype/forms"/>
-  </ds:schemaRefs>
-</ds:datastoreItem>
+<file path=customXml/item3.xml><?xml version="1.0" encoding="utf-8"?>
+<p:properties xmlns:p="http://schemas.microsoft.com/office/2006/metadata/properties" xmlns:xsi="http://www.w3.org/2001/XMLSchema-instance" xmlns:pc="http://schemas.microsoft.com/office/infopath/2007/PartnerControls">
+  <documentManagement>
+    <_activity xmlns="f5b86b48-1049-44e5-abc2-96ea721774a5" xsi:nil="true"/>
+  </documentManagement>
+</p:properties>
 </file>
 
-<file path=customXml/itemProps3.xml><?xml version="1.0" encoding="utf-8"?>
+<file path=customXml/itemProps1.xml><?xml version="1.0" encoding="utf-8"?>
 <ds:datastoreItem xmlns:ds="http://schemas.openxmlformats.org/officeDocument/2006/customXml" ds:itemID="{66CD0343-DA62-48B4-BFFB-2BBFED0566AC}">
   <ds:schemaRefs>
     <ds:schemaRef ds:uri="http://schemas.microsoft.com/office/2006/metadata/contentType"/>
@@ -9207,4 +8889,22 @@
     <ds:schemaRef ds:uri="http://schemas.microsoft.com/internal/obd"/>
   </ds:schemaRefs>
 </ds:datastoreItem>
+</file>
+
+<file path=customXml/itemProps2.xml><?xml version="1.0" encoding="utf-8"?>
+<ds:datastoreItem xmlns:ds="http://schemas.openxmlformats.org/officeDocument/2006/customXml" ds:itemID="{F10168FA-54B8-4896-8131-8716EB8BD3FB}">
+  <ds:schemaRefs>
+    <ds:schemaRef ds:uri="http://schemas.microsoft.com/sharepoint/v3/contenttype/forms"/>
+  </ds:schemaRefs>
+</ds:datastoreItem>
+</file>
+
+<file path=customXml/itemProps3.xml><?xml version="1.0" encoding="utf-8"?>
+<ds:datastoreItem xmlns:ds="http://schemas.openxmlformats.org/officeDocument/2006/customXml" ds:itemID="{41F64762-5482-474E-93C5-149FE7532ADD}">
+  <ds:schemaRefs>
+    <ds:schemaRef ds:uri="http://schemas.microsoft.com/office/2006/metadata/properties"/>
+    <ds:schemaRef ds:uri="http://schemas.microsoft.com/office/infopath/2007/PartnerControls"/>
+    <ds:schemaRef ds:uri="f5b86b48-1049-44e5-abc2-96ea721774a5"/>
+  </ds:schemaRefs>
+</ds:datastoreItem>
 </file>